--- a/docs/Intel AI-Hub 合作资源需求摸底-OpenRD罕见病需求项目协作平台.docx
+++ b/docs/Intel AI-Hub 合作资源需求摸底-OpenRD罕见病需求项目协作平台.docx
@@ -106,163 +106,163 @@
         <w:t>1. 项目基础信息</w:t>
       </w:r>
       <w:bookmarkEnd w:id="0"/>
-    </w:p>
-    <w:p>
-      <w:pPr>
-        <w:numPr>
-          <w:ilvl w:val="0"/>
-          <w:numId w:val="1"/>
-        </w:numPr>
-        <w:spacing w:before="120" w:after="120" w:line="288" w:lineRule="auto"/>
-        <w:ind w:left="0"/>
-        <w:jc w:val="left"/>
-      </w:pPr>
-      <w:r>
-        <w:rPr>
-          <w:rFonts w:ascii="Arial" w:hAnsi="Arial" w:eastAsia="等线" w:cs="Arial"/>
-          <w:sz w:val="22"/>
-        </w:rPr>
-        <w:t xml:space="preserve"> 项目名称： </w:t>
-      </w:r>
-      <w:r>
-        <w:rPr>
-          <w:rFonts w:hint="eastAsia" w:ascii="Arial" w:hAnsi="Arial" w:eastAsia="等线" w:cs="Arial"/>
-          <w:sz w:val="22"/>
-          <w:lang w:val="en-US" w:eastAsia="zh-CN"/>
-        </w:rPr>
-        <w:t>OpenRD 罕见病需求项目协作平台</w:t>
-      </w:r>
-    </w:p>
-    <w:p>
-      <w:pPr>
-        <w:numPr>
-          <w:ilvl w:val="0"/>
-          <w:numId w:val="2"/>
-        </w:numPr>
-        <w:spacing w:before="120" w:after="120" w:line="288" w:lineRule="auto"/>
-        <w:ind w:left="0"/>
-        <w:jc w:val="left"/>
-      </w:pPr>
-      <w:r>
-        <w:rPr>
-          <w:rFonts w:ascii="Arial" w:hAnsi="Arial" w:eastAsia="等线" w:cs="Arial"/>
-          <w:sz w:val="22"/>
-        </w:rPr>
-        <w:t xml:space="preserve"> 项目负责人： </w:t>
-      </w:r>
-      <w:r>
-        <w:rPr>
-          <w:rFonts w:hint="eastAsia" w:ascii="Arial" w:hAnsi="Arial" w:eastAsia="等线" w:cs="Arial"/>
-          <w:sz w:val="22"/>
-          <w:lang w:val="en-US" w:eastAsia="zh-CN"/>
-        </w:rPr>
-        <w:t>王梓旭</w:t>
-      </w:r>
-    </w:p>
-    <w:p>
-      <w:pPr>
-        <w:numPr>
-          <w:ilvl w:val="0"/>
-          <w:numId w:val="3"/>
-        </w:numPr>
-        <w:spacing w:before="120" w:after="120" w:line="288" w:lineRule="auto"/>
-        <w:ind w:left="0"/>
-        <w:jc w:val="left"/>
-      </w:pPr>
-      <w:r>
-        <w:rPr>
-          <w:rFonts w:ascii="Arial" w:hAnsi="Arial" w:eastAsia="等线" w:cs="Arial"/>
-          <w:sz w:val="22"/>
-        </w:rPr>
-        <w:t xml:space="preserve"> 联系方式： </w:t>
-      </w:r>
-      <w:r>
-        <w:rPr>
-          <w:rFonts w:hint="eastAsia" w:ascii="Arial" w:hAnsi="Arial" w:eastAsia="等线" w:cs="Arial"/>
-          <w:sz w:val="22"/>
-          <w:lang w:val="en-US" w:eastAsia="zh-CN"/>
-        </w:rPr>
-        <w:t>13552400459</w:t>
-      </w:r>
-    </w:p>
-    <w:p>
-      <w:pPr>
-        <w:numPr>
-          <w:ilvl w:val="0"/>
-          <w:numId w:val="4"/>
-        </w:numPr>
-        <w:spacing w:before="120" w:after="120" w:line="288" w:lineRule="auto"/>
-        <w:ind w:left="0"/>
-        <w:jc w:val="left"/>
-      </w:pPr>
-      <w:r>
-        <w:rPr>
-          <w:rFonts w:ascii="Arial" w:hAnsi="Arial" w:eastAsia="等线" w:cs="Arial"/>
-          <w:sz w:val="22"/>
-        </w:rPr>
-        <w:t xml:space="preserve"> 项目仓库/文档地址： </w:t>
-      </w:r>
-      <w:r>
-        <w:rPr>
-          <w:rFonts w:ascii="Arial" w:hAnsi="Arial" w:eastAsia="等线" w:cs="Arial"/>
-          <w:sz w:val="22"/>
-        </w:rPr>
-        <w:br w:type="textWrapping"/>
-      </w:r>
-      <w:r>
-        <w:rPr>
-          <w:rFonts w:hint="eastAsia" w:ascii="Arial" w:hAnsi="Arial" w:eastAsia="等线" w:cs="Arial"/>
-          <w:sz w:val="22"/>
-          <w:lang w:val="en-US" w:eastAsia="zh-CN"/>
-        </w:rPr>
-        <w:t>仓库地址</w:t>
-      </w:r>
-      <w:r>
-        <w:rPr>
-          <w:rFonts w:hint="eastAsia" w:ascii="Arial" w:hAnsi="Arial" w:eastAsia="等线" w:cs="Arial"/>
-          <w:sz w:val="22"/>
-        </w:rPr>
-        <w:fldChar w:fldCharType="begin"/>
-      </w:r>
-      <w:r>
-        <w:rPr>
-          <w:rFonts w:hint="eastAsia" w:ascii="Arial" w:hAnsi="Arial" w:eastAsia="等线" w:cs="Arial"/>
-          <w:sz w:val="22"/>
-        </w:rPr>
-        <w:instrText xml:space="preserve"> HYPERLINK "https://github.com/OpenRDHub/OpenRD-CollabPlat" </w:instrText>
-      </w:r>
-      <w:r>
-        <w:rPr>
-          <w:rFonts w:hint="eastAsia" w:ascii="Arial" w:hAnsi="Arial" w:eastAsia="等线" w:cs="Arial"/>
-          <w:sz w:val="22"/>
-        </w:rPr>
-        <w:fldChar w:fldCharType="separate"/>
-      </w:r>
-      <w:r>
-        <w:rPr>
-          <w:rStyle w:val="6"/>
-          <w:rFonts w:hint="eastAsia" w:ascii="Arial" w:hAnsi="Arial" w:eastAsia="等线" w:cs="Arial"/>
-          <w:sz w:val="22"/>
-        </w:rPr>
-        <w:t>https://github.com/OpenRDHub/OpenRD-CollabPlat</w:t>
-      </w:r>
-      <w:r>
-        <w:rPr>
-          <w:rFonts w:hint="eastAsia" w:ascii="Arial" w:hAnsi="Arial" w:eastAsia="等线" w:cs="Arial"/>
-          <w:sz w:val="22"/>
-        </w:rPr>
-        <w:fldChar w:fldCharType="end"/>
-      </w:r>
-      <w:r>
-        <w:rPr>
-          <w:rFonts w:hint="eastAsia" w:ascii="Arial" w:hAnsi="Arial" w:eastAsia="等线" w:cs="Arial"/>
-          <w:sz w:val="22"/>
-          <w:lang w:val="en-US" w:eastAsia="zh-CN"/>
-        </w:rPr>
-        <w:t xml:space="preserve"> </w:t>
-      </w:r>
       <w:bookmarkStart w:id="6" w:name="_GoBack"/>
       <w:bookmarkEnd w:id="6"/>
+    </w:p>
+    <w:p>
+      <w:pPr>
+        <w:numPr>
+          <w:ilvl w:val="0"/>
+          <w:numId w:val="1"/>
+        </w:numPr>
+        <w:spacing w:before="120" w:after="120" w:line="288" w:lineRule="auto"/>
+        <w:ind w:left="0"/>
+        <w:jc w:val="left"/>
+      </w:pPr>
+      <w:r>
+        <w:rPr>
+          <w:rFonts w:ascii="Arial" w:hAnsi="Arial" w:eastAsia="等线" w:cs="Arial"/>
+          <w:sz w:val="22"/>
+        </w:rPr>
+        <w:t xml:space="preserve"> 项目名称： </w:t>
+      </w:r>
+      <w:r>
+        <w:rPr>
+          <w:rFonts w:hint="eastAsia" w:ascii="Arial" w:hAnsi="Arial" w:eastAsia="等线" w:cs="Arial"/>
+          <w:sz w:val="22"/>
+          <w:lang w:val="en-US" w:eastAsia="zh-CN"/>
+        </w:rPr>
+        <w:t>OpenRD 罕见病需求项目协作平台</w:t>
+      </w:r>
+    </w:p>
+    <w:p>
+      <w:pPr>
+        <w:numPr>
+          <w:ilvl w:val="0"/>
+          <w:numId w:val="2"/>
+        </w:numPr>
+        <w:spacing w:before="120" w:after="120" w:line="288" w:lineRule="auto"/>
+        <w:ind w:left="0"/>
+        <w:jc w:val="left"/>
+      </w:pPr>
+      <w:r>
+        <w:rPr>
+          <w:rFonts w:ascii="Arial" w:hAnsi="Arial" w:eastAsia="等线" w:cs="Arial"/>
+          <w:sz w:val="22"/>
+        </w:rPr>
+        <w:t xml:space="preserve"> 项目负责人： </w:t>
+      </w:r>
+      <w:r>
+        <w:rPr>
+          <w:rFonts w:hint="eastAsia" w:ascii="Arial" w:hAnsi="Arial" w:eastAsia="等线" w:cs="Arial"/>
+          <w:sz w:val="22"/>
+          <w:lang w:val="en-US" w:eastAsia="zh-CN"/>
+        </w:rPr>
+        <w:t>王梓旭</w:t>
+      </w:r>
+    </w:p>
+    <w:p>
+      <w:pPr>
+        <w:numPr>
+          <w:ilvl w:val="0"/>
+          <w:numId w:val="3"/>
+        </w:numPr>
+        <w:spacing w:before="120" w:after="120" w:line="288" w:lineRule="auto"/>
+        <w:ind w:left="0"/>
+        <w:jc w:val="left"/>
+      </w:pPr>
+      <w:r>
+        <w:rPr>
+          <w:rFonts w:ascii="Arial" w:hAnsi="Arial" w:eastAsia="等线" w:cs="Arial"/>
+          <w:sz w:val="22"/>
+        </w:rPr>
+        <w:t xml:space="preserve"> 联系方式： </w:t>
+      </w:r>
+      <w:r>
+        <w:rPr>
+          <w:rFonts w:hint="eastAsia" w:ascii="Arial" w:hAnsi="Arial" w:eastAsia="等线" w:cs="Arial"/>
+          <w:sz w:val="22"/>
+          <w:lang w:val="en-US" w:eastAsia="zh-CN"/>
+        </w:rPr>
+        <w:t>13552400459</w:t>
+      </w:r>
+    </w:p>
+    <w:p>
+      <w:pPr>
+        <w:numPr>
+          <w:ilvl w:val="0"/>
+          <w:numId w:val="4"/>
+        </w:numPr>
+        <w:spacing w:before="120" w:after="120" w:line="288" w:lineRule="auto"/>
+        <w:ind w:left="0"/>
+        <w:jc w:val="left"/>
+      </w:pPr>
+      <w:r>
+        <w:rPr>
+          <w:rFonts w:ascii="Arial" w:hAnsi="Arial" w:eastAsia="等线" w:cs="Arial"/>
+          <w:sz w:val="22"/>
+        </w:rPr>
+        <w:t xml:space="preserve"> 项目仓库/文档地址： </w:t>
+      </w:r>
+      <w:r>
+        <w:rPr>
+          <w:rFonts w:ascii="Arial" w:hAnsi="Arial" w:eastAsia="等线" w:cs="Arial"/>
+          <w:sz w:val="22"/>
+        </w:rPr>
+        <w:br w:type="textWrapping"/>
+      </w:r>
+      <w:r>
+        <w:rPr>
+          <w:rFonts w:hint="eastAsia" w:ascii="Arial" w:hAnsi="Arial" w:eastAsia="等线" w:cs="Arial"/>
+          <w:sz w:val="22"/>
+          <w:lang w:val="en-US" w:eastAsia="zh-CN"/>
+        </w:rPr>
+        <w:t>仓库地址</w:t>
+      </w:r>
+      <w:r>
+        <w:rPr>
+          <w:rFonts w:hint="eastAsia" w:ascii="Arial" w:hAnsi="Arial" w:eastAsia="等线" w:cs="Arial"/>
+          <w:sz w:val="22"/>
+        </w:rPr>
+        <w:fldChar w:fldCharType="begin"/>
+      </w:r>
+      <w:r>
+        <w:rPr>
+          <w:rFonts w:hint="eastAsia" w:ascii="Arial" w:hAnsi="Arial" w:eastAsia="等线" w:cs="Arial"/>
+          <w:sz w:val="22"/>
+        </w:rPr>
+        <w:instrText xml:space="preserve"> HYPERLINK "https://github.com/OpenRDHub/OpenRD-CollabPlat" </w:instrText>
+      </w:r>
+      <w:r>
+        <w:rPr>
+          <w:rFonts w:hint="eastAsia" w:ascii="Arial" w:hAnsi="Arial" w:eastAsia="等线" w:cs="Arial"/>
+          <w:sz w:val="22"/>
+        </w:rPr>
+        <w:fldChar w:fldCharType="separate"/>
+      </w:r>
+      <w:r>
+        <w:rPr>
+          <w:rStyle w:val="6"/>
+          <w:rFonts w:hint="eastAsia" w:ascii="Arial" w:hAnsi="Arial" w:eastAsia="等线" w:cs="Arial"/>
+          <w:sz w:val="22"/>
+        </w:rPr>
+        <w:t>https://github.com/OpenRDHub/OpenRD-CollabPlat</w:t>
+      </w:r>
+      <w:r>
+        <w:rPr>
+          <w:rFonts w:hint="eastAsia" w:ascii="Arial" w:hAnsi="Arial" w:eastAsia="等线" w:cs="Arial"/>
+          <w:sz w:val="22"/>
+        </w:rPr>
+        <w:fldChar w:fldCharType="end"/>
+      </w:r>
+      <w:r>
+        <w:rPr>
+          <w:rFonts w:hint="eastAsia" w:ascii="Arial" w:hAnsi="Arial" w:eastAsia="等线" w:cs="Arial"/>
+          <w:sz w:val="22"/>
+          <w:lang w:val="en-US" w:eastAsia="zh-CN"/>
+        </w:rPr>
+        <w:t xml:space="preserve"> </w:t>
+      </w:r>
       <w:r>
         <w:rPr>
           <w:rFonts w:hint="eastAsia" w:ascii="Arial" w:hAnsi="Arial" w:eastAsia="等线" w:cs="Arial"/>
